--- a/paper/WRRA_M_0_4_EN.docx
+++ b/paper/WRRA_M_0_4_EN.docx
@@ -418,7 +418,7 @@
                 <w:b w:val="0"/>
                 <w:sz w:val="17"/>
               </w:rPr>
-              <w:t xml:space="preserve">WRRA-M 0.4</w:t>
+              <w:t>WRRA-M 0.4-r1</w:t>
             </w:r>
           </w:p>
         </w:tc>
@@ -474,7 +474,7 @@
                 <w:b w:val="0"/>
                 <w:sz w:val="17"/>
               </w:rPr>
-              <w:t xml:space="preserve">1 October 2026</w:t>
+              <w:t>1 October 2026</w:t>
             </w:r>
           </w:p>
         </w:tc>
@@ -6868,6 +6868,12 @@
         <w:t xml:space="preserve">, which remains a separate carrier-extension requirement. It is not evidence that nature has these signatures. A physical test must calculate the signatures from an independently frozen carrier.</w:t>
       </w:r>
     </w:p>
+    <w:p>
+      <w:pPr/>
+      <w:r>
+        <w:t>Relation to 0.5. The gaps of eight in this constructed witness and the zero gaps of the symmetric carrier actually tested in 0.5 are compatible. They use different response assignments. The former establishes possibility; the latter shows that the tested symmetric carrier does not select the target. Applying the 0.3 dynamical convergence result additionally requires eta &gt; 0 and nonzero initial target support.</w:t>
+      </w:r>
+    </w:p>
     <w:bookmarkEnd w:id="39"/>
     <w:bookmarkStart w:id="40" w:name="non-circular-calculation-protocol"/>
     <w:p>
@@ -7153,7 +7159,7 @@
         <w:pStyle w:val="FirstParagraph"/>
       </w:pPr>
       <w:r>
-        <w:t xml:space="preserve">Choosing the response map, band, or metric after inspecting the target is calibration to the answer. It does not count as a carrier-origin calculation.</w:t>
+        <w:t>Known particle assignments may calibrate the response map, band, or metric as part of legitimate model construction. Record that calibration separately from selection calculated from carrier responses frozen before the target check. After the calibration is fixed, the mismatch rule still yields exact conditional scores and gaps. A later fit to the same target is not an independent carrier-selection test.</w:t>
       </w:r>
     </w:p>
     <w:bookmarkEnd w:id="40"/>
@@ -8548,12 +8554,6 @@
       </w:r>
     </w:p>
     <w:p>
-      <w:r>
-        <w:rPr>
-          <w:rFonts w:ascii="Aptos" w:hAnsi="Aptos"/>
-        </w:rPr>
-        <w:t xml:space="preserve">• </w:t>
-      </w:r>
       <w:pPr>
         <w:numPr>
           <w:ilvl w:val="0"/>
@@ -8564,7 +8564,10 @@
         <w:ind w:left="317" w:hanging="202"/>
       </w:pPr>
       <w:r>
-        <w:t xml:space="preserve">an identity sixteen-channel Gram operator has full rank and positive neutral-channel norm.</w:t>
+        <w:rPr>
+          <w:rFonts w:ascii="Aptos" w:hAnsi="Aptos"/>
+        </w:rPr>
+        <w:t>The script explicitly constructs I16 and computes rank 16 by exact Gaussian elimination, rather than only invoking the identity-matrix property. It checks neutral-channel norm 1 and a singular rank-15 control. This separate transport-Gram example does not give rank 16 to the two-dimensional response witness above.</w:t>
       </w:r>
     </w:p>
     <w:bookmarkEnd w:id="45"/>
@@ -8582,30 +8585,31 @@
       <w:r>
         <w:rPr>
           <w:rFonts w:ascii="Aptos" w:hAnsi="Aptos" w:eastAsia="Aptos"/>
-          <w:sz w:val="16"/>
+          <w:sz w:val="18"/>
         </w:rPr>
         <w:t xml:space="preserve">[1] </w:t>
       </w:r>
       <w:pPr>
+        <w:keepNext/>
         <w:numPr>
           <w:ilvl w:val="0"/>
           <w:numId w:val="1007"/>
         </w:numPr>
         <w:pStyle w:val="Compact"/>
-        <w:spacing w:after="60"/>
+        <w:spacing w:after="80" w:line="240" w:lineRule="auto"/>
         <w:ind w:left="317" w:hanging="317"/>
       </w:pPr>
       <w:r>
         <w:rPr>
           <w:rFonts w:ascii="Aptos" w:hAnsi="Aptos" w:eastAsia="Aptos"/>
-          <w:sz w:val="16"/>
+          <w:sz w:val="18"/>
         </w:rPr>
         <w:t xml:space="preserve">Choi, W.</w:t>
       </w:r>
       <w:r>
         <w:rPr>
           <w:rFonts w:ascii="Aptos" w:hAnsi="Aptos" w:eastAsia="Aptos"/>
-          <w:sz w:val="16"/>
+          <w:sz w:val="18"/>
         </w:rPr>
         <w:t xml:space="preserve"> </w:t>
       </w:r>
@@ -8614,21 +8618,21 @@
           <w:iCs/>
           <w:rFonts w:ascii="Aptos" w:hAnsi="Aptos" w:eastAsia="Aptos"/>
           <w:i/>
-          <w:sz w:val="16"/>
+          <w:sz w:val="18"/>
         </w:rPr>
         <w:t xml:space="preserve">WRRA-M 0.2 Cross-Dimensional Filter Correspondence</w:t>
       </w:r>
       <w:r>
         <w:rPr>
           <w:rFonts w:ascii="Aptos" w:hAnsi="Aptos" w:eastAsia="Aptos"/>
-          <w:sz w:val="16"/>
+          <w:sz w:val="18"/>
         </w:rPr>
         <w:t xml:space="preserve">. Version 0.2, 2026. DOI:</w:t>
       </w:r>
       <w:r>
         <w:rPr>
           <w:rFonts w:ascii="Aptos" w:hAnsi="Aptos" w:eastAsia="Aptos"/>
-          <w:sz w:val="16"/>
+          <w:sz w:val="18"/>
         </w:rPr>
         <w:t xml:space="preserve"> </w:t>
       </w:r>
@@ -8636,14 +8640,14 @@
         <w:rPr>
           <w:rStyle w:val="Hyperlink"/>
           <w:rFonts w:ascii="Aptos" w:hAnsi="Aptos" w:eastAsia="Aptos"/>
-          <w:sz w:val="16"/>
+          <w:sz w:val="18"/>
         </w:rPr>
         <w:t xml:space="preserve">10.5281/zenodo.23072012</w:t>
       </w:r>
       <w:r>
         <w:rPr>
           <w:rFonts w:ascii="Aptos" w:hAnsi="Aptos" w:eastAsia="Aptos"/>
-          <w:sz w:val="16"/>
+          <w:sz w:val="18"/>
         </w:rPr>
         <w:t xml:space="preserve">.</w:t>
       </w:r>
@@ -8652,30 +8656,31 @@
       <w:r>
         <w:rPr>
           <w:rFonts w:ascii="Aptos" w:hAnsi="Aptos" w:eastAsia="Aptos"/>
-          <w:sz w:val="16"/>
+          <w:sz w:val="18"/>
         </w:rPr>
         <w:t xml:space="preserve">[2] </w:t>
       </w:r>
       <w:pPr>
+        <w:keepNext/>
         <w:numPr>
           <w:ilvl w:val="0"/>
           <w:numId w:val="1007"/>
         </w:numPr>
         <w:pStyle w:val="Compact"/>
-        <w:spacing w:after="60"/>
+        <w:spacing w:after="80" w:line="240" w:lineRule="auto"/>
         <w:ind w:left="317" w:hanging="317"/>
       </w:pPr>
       <w:r>
         <w:rPr>
           <w:rFonts w:ascii="Aptos" w:hAnsi="Aptos" w:eastAsia="Aptos"/>
-          <w:sz w:val="16"/>
+          <w:sz w:val="18"/>
         </w:rPr>
         <w:t xml:space="preserve">Choi, W.</w:t>
       </w:r>
       <w:r>
         <w:rPr>
           <w:rFonts w:ascii="Aptos" w:hAnsi="Aptos" w:eastAsia="Aptos"/>
-          <w:sz w:val="16"/>
+          <w:sz w:val="18"/>
         </w:rPr>
         <w:t xml:space="preserve"> </w:t>
       </w:r>
@@ -8684,21 +8689,21 @@
           <w:iCs/>
           <w:rFonts w:ascii="Aptos" w:hAnsi="Aptos" w:eastAsia="Aptos"/>
           <w:i/>
-          <w:sz w:val="16"/>
+          <w:sz w:val="18"/>
         </w:rPr>
         <w:t xml:space="preserve">WRRA-M 0.3 Source-Law Filter Selection</w:t>
       </w:r>
       <w:r>
         <w:rPr>
           <w:rFonts w:ascii="Aptos" w:hAnsi="Aptos" w:eastAsia="Aptos"/>
-          <w:sz w:val="16"/>
+          <w:sz w:val="18"/>
         </w:rPr>
         <w:t xml:space="preserve">. Version 0.3, 2026. DOI:</w:t>
       </w:r>
       <w:r>
         <w:rPr>
           <w:rFonts w:ascii="Aptos" w:hAnsi="Aptos" w:eastAsia="Aptos"/>
-          <w:sz w:val="16"/>
+          <w:sz w:val="18"/>
         </w:rPr>
         <w:t xml:space="preserve"> </w:t>
       </w:r>
@@ -8706,14 +8711,14 @@
         <w:rPr>
           <w:rStyle w:val="Hyperlink"/>
           <w:rFonts w:ascii="Aptos" w:hAnsi="Aptos" w:eastAsia="Aptos"/>
-          <w:sz w:val="16"/>
+          <w:sz w:val="18"/>
         </w:rPr>
         <w:t xml:space="preserve">10.5281/zenodo.23072042</w:t>
       </w:r>
       <w:r>
         <w:rPr>
           <w:rFonts w:ascii="Aptos" w:hAnsi="Aptos" w:eastAsia="Aptos"/>
-          <w:sz w:val="16"/>
+          <w:sz w:val="18"/>
         </w:rPr>
         <w:t xml:space="preserve">.</w:t>
       </w:r>
@@ -8722,30 +8727,31 @@
       <w:r>
         <w:rPr>
           <w:rFonts w:ascii="Aptos" w:hAnsi="Aptos" w:eastAsia="Aptos"/>
-          <w:sz w:val="16"/>
+          <w:sz w:val="18"/>
         </w:rPr>
         <w:t xml:space="preserve">[3] </w:t>
       </w:r>
       <w:pPr>
+        <w:keepNext/>
         <w:numPr>
           <w:ilvl w:val="0"/>
           <w:numId w:val="1007"/>
         </w:numPr>
         <w:pStyle w:val="Compact"/>
-        <w:spacing w:after="60"/>
+        <w:spacing w:after="80" w:line="240" w:lineRule="auto"/>
         <w:ind w:left="317" w:hanging="317"/>
       </w:pPr>
       <w:r>
         <w:rPr>
           <w:rFonts w:ascii="Aptos" w:hAnsi="Aptos" w:eastAsia="Aptos"/>
-          <w:sz w:val="16"/>
+          <w:sz w:val="18"/>
         </w:rPr>
         <w:t xml:space="preserve">Choi, W.</w:t>
       </w:r>
       <w:r>
         <w:rPr>
           <w:rFonts w:ascii="Aptos" w:hAnsi="Aptos" w:eastAsia="Aptos"/>
-          <w:sz w:val="16"/>
+          <w:sz w:val="18"/>
         </w:rPr>
         <w:t xml:space="preserve"> </w:t>
       </w:r>
@@ -8754,21 +8760,21 @@
           <w:iCs/>
           <w:rFonts w:ascii="Aptos" w:hAnsi="Aptos" w:eastAsia="Aptos"/>
           <w:i/>
-          <w:sz w:val="16"/>
+          <w:sz w:val="18"/>
         </w:rPr>
         <w:t xml:space="preserve">Minimal Computing Cosmology 2.3.2 Integrated Model</w:t>
       </w:r>
       <w:r>
         <w:rPr>
           <w:rFonts w:ascii="Aptos" w:hAnsi="Aptos" w:eastAsia="Aptos"/>
-          <w:sz w:val="16"/>
+          <w:sz w:val="18"/>
         </w:rPr>
         <w:t xml:space="preserve">. Version 2.3.2, 2026. DOI:</w:t>
       </w:r>
       <w:r>
         <w:rPr>
           <w:rFonts w:ascii="Aptos" w:hAnsi="Aptos" w:eastAsia="Aptos"/>
-          <w:sz w:val="16"/>
+          <w:sz w:val="18"/>
         </w:rPr>
         <w:t xml:space="preserve"> </w:t>
       </w:r>
@@ -8776,14 +8782,14 @@
         <w:rPr>
           <w:rStyle w:val="Hyperlink"/>
           <w:rFonts w:ascii="Aptos" w:hAnsi="Aptos" w:eastAsia="Aptos"/>
-          <w:sz w:val="16"/>
+          <w:sz w:val="18"/>
         </w:rPr>
         <w:t xml:space="preserve">10.5281/zenodo.22733000</w:t>
       </w:r>
       <w:r>
         <w:rPr>
           <w:rFonts w:ascii="Aptos" w:hAnsi="Aptos" w:eastAsia="Aptos"/>
-          <w:sz w:val="16"/>
+          <w:sz w:val="18"/>
         </w:rPr>
         <w:t xml:space="preserve">.</w:t>
       </w:r>
@@ -8792,30 +8798,31 @@
       <w:r>
         <w:rPr>
           <w:rFonts w:ascii="Aptos" w:hAnsi="Aptos" w:eastAsia="Aptos"/>
-          <w:sz w:val="16"/>
+          <w:sz w:val="18"/>
         </w:rPr>
         <w:t xml:space="preserve">[4] </w:t>
       </w:r>
       <w:pPr>
+        <w:keepNext/>
         <w:numPr>
           <w:ilvl w:val="0"/>
           <w:numId w:val="1007"/>
         </w:numPr>
         <w:pStyle w:val="Compact"/>
-        <w:spacing w:after="60"/>
+        <w:spacing w:after="80" w:line="240" w:lineRule="auto"/>
         <w:ind w:left="317" w:hanging="317"/>
       </w:pPr>
       <w:r>
         <w:rPr>
           <w:rFonts w:ascii="Aptos" w:hAnsi="Aptos" w:eastAsia="Aptos"/>
-          <w:sz w:val="16"/>
+          <w:sz w:val="18"/>
         </w:rPr>
         <w:t xml:space="preserve">Choi, W.</w:t>
       </w:r>
       <w:r>
         <w:rPr>
           <w:rFonts w:ascii="Aptos" w:hAnsi="Aptos" w:eastAsia="Aptos"/>
-          <w:sz w:val="16"/>
+          <w:sz w:val="18"/>
         </w:rPr>
         <w:t xml:space="preserve"> </w:t>
       </w:r>
@@ -8824,21 +8831,21 @@
           <w:iCs/>
           <w:rFonts w:ascii="Aptos" w:hAnsi="Aptos" w:eastAsia="Aptos"/>
           <w:i/>
-          <w:sz w:val="16"/>
+          <w:sz w:val="18"/>
         </w:rPr>
         <w:t xml:space="preserve">Common-Carrier Unification Without a Grand Unified Gauge Field</w:t>
       </w:r>
       <w:r>
         <w:rPr>
           <w:rFonts w:ascii="Aptos" w:hAnsi="Aptos" w:eastAsia="Aptos"/>
-          <w:sz w:val="16"/>
+          <w:sz w:val="18"/>
         </w:rPr>
         <w:t xml:space="preserve">. Version 1.0, 2026. DOI:</w:t>
       </w:r>
       <w:r>
         <w:rPr>
           <w:rFonts w:ascii="Aptos" w:hAnsi="Aptos" w:eastAsia="Aptos"/>
-          <w:sz w:val="16"/>
+          <w:sz w:val="18"/>
         </w:rPr>
         <w:t xml:space="preserve"> </w:t>
       </w:r>
@@ -8846,14 +8853,14 @@
         <w:rPr>
           <w:rStyle w:val="Hyperlink"/>
           <w:rFonts w:ascii="Aptos" w:hAnsi="Aptos" w:eastAsia="Aptos"/>
-          <w:sz w:val="16"/>
+          <w:sz w:val="18"/>
         </w:rPr>
         <w:t xml:space="preserve">10.5281/zenodo.22052565</w:t>
       </w:r>
       <w:r>
         <w:rPr>
           <w:rFonts w:ascii="Aptos" w:hAnsi="Aptos" w:eastAsia="Aptos"/>
-          <w:sz w:val="16"/>
+          <w:sz w:val="18"/>
         </w:rPr>
         <w:t xml:space="preserve">.</w:t>
       </w:r>
@@ -8862,30 +8869,31 @@
       <w:r>
         <w:rPr>
           <w:rFonts w:ascii="Aptos" w:hAnsi="Aptos" w:eastAsia="Aptos"/>
-          <w:sz w:val="16"/>
+          <w:sz w:val="18"/>
         </w:rPr>
         <w:t xml:space="preserve">[5] </w:t>
       </w:r>
       <w:pPr>
+        <w:keepNext/>
         <w:numPr>
           <w:ilvl w:val="0"/>
           <w:numId w:val="1007"/>
         </w:numPr>
         <w:pStyle w:val="Compact"/>
-        <w:spacing w:after="60"/>
+        <w:spacing w:after="80" w:line="240" w:lineRule="auto"/>
         <w:ind w:left="317" w:hanging="317"/>
       </w:pPr>
       <w:r>
         <w:rPr>
           <w:rFonts w:ascii="Aptos" w:hAnsi="Aptos" w:eastAsia="Aptos"/>
-          <w:sz w:val="16"/>
+          <w:sz w:val="18"/>
         </w:rPr>
         <w:t xml:space="preserve">Choi, W.</w:t>
       </w:r>
       <w:r>
         <w:rPr>
           <w:rFonts w:ascii="Aptos" w:hAnsi="Aptos" w:eastAsia="Aptos"/>
-          <w:sz w:val="16"/>
+          <w:sz w:val="18"/>
         </w:rPr>
         <w:t xml:space="preserve"> </w:t>
       </w:r>
@@ -8894,21 +8902,21 @@
           <w:iCs/>
           <w:rFonts w:ascii="Aptos" w:hAnsi="Aptos" w:eastAsia="Aptos"/>
           <w:i/>
-          <w:sz w:val="16"/>
+          <w:sz w:val="18"/>
         </w:rPr>
         <w:t xml:space="preserve">The Common Transport Operator and the Minimal Origin of Chiral Matter</w:t>
       </w:r>
       <w:r>
         <w:rPr>
           <w:rFonts w:ascii="Aptos" w:hAnsi="Aptos" w:eastAsia="Aptos"/>
-          <w:sz w:val="16"/>
+          <w:sz w:val="18"/>
         </w:rPr>
         <w:t xml:space="preserve">. Version 1.0, 2026. DOI:</w:t>
       </w:r>
       <w:r>
         <w:rPr>
           <w:rFonts w:ascii="Aptos" w:hAnsi="Aptos" w:eastAsia="Aptos"/>
-          <w:sz w:val="16"/>
+          <w:sz w:val="18"/>
         </w:rPr>
         <w:t xml:space="preserve"> </w:t>
       </w:r>
@@ -8916,14 +8924,14 @@
         <w:rPr>
           <w:rStyle w:val="Hyperlink"/>
           <w:rFonts w:ascii="Aptos" w:hAnsi="Aptos" w:eastAsia="Aptos"/>
-          <w:sz w:val="16"/>
+          <w:sz w:val="18"/>
         </w:rPr>
         <w:t xml:space="preserve">10.5281/zenodo.22056516</w:t>
       </w:r>
       <w:r>
         <w:rPr>
           <w:rFonts w:ascii="Aptos" w:hAnsi="Aptos" w:eastAsia="Aptos"/>
-          <w:sz w:val="16"/>
+          <w:sz w:val="18"/>
         </w:rPr>
         <w:t xml:space="preserve">.</w:t>
       </w:r>
@@ -8932,30 +8940,31 @@
       <w:r>
         <w:rPr>
           <w:rFonts w:ascii="Aptos" w:hAnsi="Aptos" w:eastAsia="Aptos"/>
-          <w:sz w:val="16"/>
+          <w:sz w:val="18"/>
         </w:rPr>
         <w:t xml:space="preserve">[6] </w:t>
       </w:r>
       <w:pPr>
+        <w:keepNext/>
         <w:numPr>
           <w:ilvl w:val="0"/>
           <w:numId w:val="1007"/>
         </w:numPr>
         <w:pStyle w:val="Compact"/>
-        <w:spacing w:after="60"/>
+        <w:spacing w:after="80" w:line="240" w:lineRule="auto"/>
         <w:ind w:left="317" w:hanging="317"/>
       </w:pPr>
       <w:r>
         <w:rPr>
           <w:rFonts w:ascii="Aptos" w:hAnsi="Aptos" w:eastAsia="Aptos"/>
-          <w:sz w:val="16"/>
+          <w:sz w:val="18"/>
         </w:rPr>
         <w:t xml:space="preserve">Choi, W.</w:t>
       </w:r>
       <w:r>
         <w:rPr>
           <w:rFonts w:ascii="Aptos" w:hAnsi="Aptos" w:eastAsia="Aptos"/>
-          <w:sz w:val="16"/>
+          <w:sz w:val="18"/>
         </w:rPr>
         <w:t xml:space="preserve"> </w:t>
       </w:r>
@@ -8964,21 +8973,21 @@
           <w:iCs/>
           <w:rFonts w:ascii="Aptos" w:hAnsi="Aptos" w:eastAsia="Aptos"/>
           <w:i/>
-          <w:sz w:val="16"/>
+          <w:sz w:val="18"/>
         </w:rPr>
         <w:t xml:space="preserve">Filter-Restored Revision of the Fifteen-Channel Common-Carrier Model</w:t>
       </w:r>
       <w:r>
         <w:rPr>
           <w:rFonts w:ascii="Aptos" w:hAnsi="Aptos" w:eastAsia="Aptos"/>
-          <w:sz w:val="16"/>
+          <w:sz w:val="18"/>
         </w:rPr>
         <w:t xml:space="preserve">. Version 1.0, 2026. DOI:</w:t>
       </w:r>
       <w:r>
         <w:rPr>
           <w:rFonts w:ascii="Aptos" w:hAnsi="Aptos" w:eastAsia="Aptos"/>
-          <w:sz w:val="16"/>
+          <w:sz w:val="18"/>
         </w:rPr>
         <w:t xml:space="preserve"> </w:t>
       </w:r>
@@ -8986,14 +8995,14 @@
         <w:rPr>
           <w:rStyle w:val="Hyperlink"/>
           <w:rFonts w:ascii="Aptos" w:hAnsi="Aptos" w:eastAsia="Aptos"/>
-          <w:sz w:val="16"/>
+          <w:sz w:val="18"/>
         </w:rPr>
         <w:t xml:space="preserve">10.5281/zenodo.22067895</w:t>
       </w:r>
       <w:r>
         <w:rPr>
           <w:rFonts w:ascii="Aptos" w:hAnsi="Aptos" w:eastAsia="Aptos"/>
-          <w:sz w:val="16"/>
+          <w:sz w:val="18"/>
         </w:rPr>
         <w:t xml:space="preserve">.</w:t>
       </w:r>
@@ -9002,30 +9011,31 @@
       <w:r>
         <w:rPr>
           <w:rFonts w:ascii="Aptos" w:hAnsi="Aptos" w:eastAsia="Aptos"/>
-          <w:sz w:val="16"/>
+          <w:sz w:val="18"/>
         </w:rPr>
         <w:t xml:space="preserve">[7] </w:t>
       </w:r>
       <w:pPr>
+        <w:keepNext/>
         <w:numPr>
           <w:ilvl w:val="0"/>
           <w:numId w:val="1007"/>
         </w:numPr>
         <w:pStyle w:val="Compact"/>
-        <w:spacing w:after="60"/>
+        <w:spacing w:after="80" w:line="240" w:lineRule="auto"/>
         <w:ind w:left="317" w:hanging="317"/>
       </w:pPr>
       <w:r>
         <w:rPr>
           <w:rFonts w:ascii="Aptos" w:hAnsi="Aptos" w:eastAsia="Aptos"/>
-          <w:sz w:val="16"/>
+          <w:sz w:val="18"/>
         </w:rPr>
         <w:t xml:space="preserve">Choi, W.</w:t>
       </w:r>
       <w:r>
         <w:rPr>
           <w:rFonts w:ascii="Aptos" w:hAnsi="Aptos" w:eastAsia="Aptos"/>
-          <w:sz w:val="16"/>
+          <w:sz w:val="18"/>
         </w:rPr>
         <w:t xml:space="preserve"> </w:t>
       </w:r>
@@ -9034,21 +9044,21 @@
           <w:iCs/>
           <w:rFonts w:ascii="Aptos" w:hAnsi="Aptos" w:eastAsia="Aptos"/>
           <w:i/>
-          <w:sz w:val="16"/>
+          <w:sz w:val="18"/>
         </w:rPr>
         <w:t xml:space="preserve">Minimum-Computational Filter-Spectral Revision of the Fifteen-Channel Common-Carrier Model</w:t>
       </w:r>
       <w:r>
         <w:rPr>
           <w:rFonts w:ascii="Aptos" w:hAnsi="Aptos" w:eastAsia="Aptos"/>
-          <w:sz w:val="16"/>
+          <w:sz w:val="18"/>
         </w:rPr>
         <w:t xml:space="preserve">. Version 1.0, 2026. DOI:</w:t>
       </w:r>
       <w:r>
         <w:rPr>
           <w:rFonts w:ascii="Aptos" w:hAnsi="Aptos" w:eastAsia="Aptos"/>
-          <w:sz w:val="16"/>
+          <w:sz w:val="18"/>
         </w:rPr>
         <w:t xml:space="preserve"> </w:t>
       </w:r>
@@ -9056,14 +9066,14 @@
         <w:rPr>
           <w:rStyle w:val="Hyperlink"/>
           <w:rFonts w:ascii="Aptos" w:hAnsi="Aptos" w:eastAsia="Aptos"/>
-          <w:sz w:val="16"/>
+          <w:sz w:val="18"/>
         </w:rPr>
         <w:t xml:space="preserve">10.5281/zenodo.22068573</w:t>
       </w:r>
       <w:r>
         <w:rPr>
           <w:rFonts w:ascii="Aptos" w:hAnsi="Aptos" w:eastAsia="Aptos"/>
-          <w:sz w:val="16"/>
+          <w:sz w:val="18"/>
         </w:rPr>
         <w:t xml:space="preserve">.</w:t>
       </w:r>
@@ -9072,30 +9082,31 @@
       <w:r>
         <w:rPr>
           <w:rFonts w:ascii="Aptos" w:hAnsi="Aptos" w:eastAsia="Aptos"/>
-          <w:sz w:val="16"/>
+          <w:sz w:val="18"/>
         </w:rPr>
         <w:t xml:space="preserve">[8] </w:t>
       </w:r>
       <w:pPr>
+        <w:keepNext/>
         <w:numPr>
           <w:ilvl w:val="0"/>
           <w:numId w:val="1007"/>
         </w:numPr>
         <w:pStyle w:val="Compact"/>
-        <w:spacing w:after="60"/>
+        <w:spacing w:after="80" w:line="240" w:lineRule="auto"/>
         <w:ind w:left="317" w:hanging="317"/>
       </w:pPr>
       <w:r>
         <w:rPr>
           <w:rFonts w:ascii="Aptos" w:hAnsi="Aptos" w:eastAsia="Aptos"/>
-          <w:sz w:val="16"/>
+          <w:sz w:val="18"/>
         </w:rPr>
         <w:t xml:space="preserve">Choi, W.</w:t>
       </w:r>
       <w:r>
         <w:rPr>
           <w:rFonts w:ascii="Aptos" w:hAnsi="Aptos" w:eastAsia="Aptos"/>
-          <w:sz w:val="16"/>
+          <w:sz w:val="18"/>
         </w:rPr>
         <w:t xml:space="preserve"> </w:t>
       </w:r>
@@ -9104,21 +9115,21 @@
           <w:iCs/>
           <w:rFonts w:ascii="Aptos" w:hAnsi="Aptos" w:eastAsia="Aptos"/>
           <w:i/>
-          <w:sz w:val="16"/>
+          <w:sz w:val="18"/>
         </w:rPr>
         <w:t xml:space="preserve">Ground-Subtracted Lossless-Angle Completion of the Fifteen-Channel Common-Carrier Model</w:t>
       </w:r>
       <w:r>
         <w:rPr>
           <w:rFonts w:ascii="Aptos" w:hAnsi="Aptos" w:eastAsia="Aptos"/>
-          <w:sz w:val="16"/>
+          <w:sz w:val="18"/>
         </w:rPr>
         <w:t xml:space="preserve">. Version 1.0, 2026. DOI:</w:t>
       </w:r>
       <w:r>
         <w:rPr>
           <w:rFonts w:ascii="Aptos" w:hAnsi="Aptos" w:eastAsia="Aptos"/>
-          <w:sz w:val="16"/>
+          <w:sz w:val="18"/>
         </w:rPr>
         <w:t xml:space="preserve"> </w:t>
       </w:r>
@@ -9126,14 +9137,14 @@
         <w:rPr>
           <w:rStyle w:val="Hyperlink"/>
           <w:rFonts w:ascii="Aptos" w:hAnsi="Aptos" w:eastAsia="Aptos"/>
-          <w:sz w:val="16"/>
+          <w:sz w:val="18"/>
         </w:rPr>
         <w:t xml:space="preserve">10.5281/zenodo.22069630</w:t>
       </w:r>
       <w:r>
         <w:rPr>
           <w:rFonts w:ascii="Aptos" w:hAnsi="Aptos" w:eastAsia="Aptos"/>
-          <w:sz w:val="16"/>
+          <w:sz w:val="18"/>
         </w:rPr>
         <w:t xml:space="preserve">.</w:t>
       </w:r>
@@ -9141,14 +9152,15 @@
     <w:p>
       <w:pPr>
         <w:pStyle w:val="FirstParagraph"/>
-        <w:spacing w:before="160"/>
+        <w:keepNext w:val="0"/>
+        <w:spacing w:before="160" w:line="240" w:lineRule="auto" w:after="80"/>
         <w:jc w:val="center"/>
       </w:pPr>
       <w:r>
         <w:rPr>
           <w:rFonts w:ascii="Aptos" w:hAnsi="Aptos" w:eastAsia="Aptos"/>
           <w:color w:val="5E6872"/>
-          <w:sz w:val="16"/>
+          <w:sz w:val="18"/>
         </w:rPr>
         <w:t xml:space="preserve">Copyright © 2026 Wonsik Choi. Licensed under CC BY 4.0.</w:t>
       </w:r>
